--- a/resources/CHPC_SCC_2026_Technical_Knowledge_Assessment.docx
+++ b/resources/CHPC_SCC_2026_Technical_Knowledge_Assessment.docx
@@ -66,14 +66,79 @@
     </w:p>
     <w:p>
       <w:pPr>
+        <w:spacing w:after="0"/>
         <w:ind w:left="-5"/>
-      </w:pPr>
-      <w:r>
-        <w:rPr>
-          <w:b/>
-          <w:bCs/>
-        </w:rPr>
-        <w:t xml:space="preserve">Q1: </w:t>
+        <w:rPr>
+          <w:b/>
+          <w:bCs/>
+          <w:color w:val="auto"/>
+        </w:rPr>
+      </w:pPr>
+      <w:r>
+        <w:rPr>
+          <w:b/>
+          <w:bCs/>
+          <w:color w:val="auto"/>
+        </w:rPr>
+        <w:t xml:space="preserve">Q1: What are the </w:t>
+      </w:r>
+      <w:r>
+        <w:rPr>
+          <w:b/>
+          <w:bCs/>
+          <w:i/>
+          <w:iCs/>
+          <w:color w:val="auto"/>
+        </w:rPr>
+        <w:t>main</w:t>
+      </w:r>
+      <w:r>
+        <w:rPr>
+          <w:b/>
+          <w:bCs/>
+          <w:color w:val="auto"/>
+        </w:rPr>
+        <w:t xml:space="preserve"> differences between the head node and compute nodes, and why use a head node?</w:t>
+      </w:r>
+    </w:p>
+    <w:p>
+      <w:pPr>
+        <w:ind w:left="-5"/>
+        <w:rPr>
+          <w:color w:val="auto"/>
+        </w:rPr>
+      </w:pPr>
+      <w:r>
+        <w:rPr>
+          <w:color w:val="auto"/>
+        </w:rPr>
+        <w:t>Answer:</w:t>
+      </w:r>
+    </w:p>
+    <w:p>
+      <w:pPr>
+        <w:ind w:left="-5"/>
+      </w:pPr>
+      <w:r>
+        <w:rPr>
+          <w:b/>
+          <w:bCs/>
+        </w:rPr>
+        <w:t>Q</w:t>
+      </w:r>
+      <w:r>
+        <w:rPr>
+          <w:b/>
+          <w:bCs/>
+        </w:rPr>
+        <w:t>2</w:t>
+      </w:r>
+      <w:r>
+        <w:rPr>
+          <w:b/>
+          <w:bCs/>
+        </w:rPr>
+        <w:t xml:space="preserve">: </w:t>
       </w:r>
       <w:r>
         <w:rPr>
@@ -116,42 +181,14 @@
           <w:b/>
           <w:bCs/>
         </w:rPr>
-        <w:t>2</w:t>
-      </w:r>
-      <w:r>
-        <w:rPr>
-          <w:b/>
-          <w:bCs/>
-        </w:rPr>
-        <w:t xml:space="preserve">: </w:t>
-      </w:r>
-      <w:r>
-        <w:rPr>
-          <w:b/>
-          <w:bCs/>
-        </w:rPr>
-        <w:t xml:space="preserve">With your physical cluster </w:t>
-      </w:r>
-      <w:r>
-        <w:rPr>
-          <w:b/>
-          <w:bCs/>
-        </w:rPr>
-        <w:t>will you</w:t>
-      </w:r>
-      <w:r>
-        <w:rPr>
-          <w:b/>
-          <w:bCs/>
-        </w:rPr>
-        <w:t xml:space="preserve"> make use of a subnet and why?</w:t>
-      </w:r>
-      <w:r>
-        <w:rPr>
-          <w:b/>
-          <w:bCs/>
-        </w:rPr>
-        <w:t xml:space="preserve"> </w:t>
+        <w:t>3</w:t>
+      </w:r>
+      <w:r>
+        <w:rPr>
+          <w:b/>
+          <w:bCs/>
+        </w:rPr>
+        <w:t xml:space="preserve">: With your physical cluster will you make use of a subnet and why? </w:t>
       </w:r>
       <w:r>
         <w:rPr>
@@ -180,7 +217,7 @@
           <w:b/>
           <w:bCs/>
         </w:rPr>
-        <w:t>3</w:t>
+        <w:t>4</w:t>
       </w:r>
       <w:r>
         <w:rPr>
@@ -248,7 +285,7 @@
           <w:b/>
           <w:bCs/>
         </w:rPr>
-        <w:t>4</w:t>
+        <w:t>5</w:t>
       </w:r>
       <w:r>
         <w:rPr>
@@ -288,7 +325,7 @@
           <w:b/>
           <w:bCs/>
         </w:rPr>
-        <w:t>5</w:t>
+        <w:t>6</w:t>
       </w:r>
       <w:r>
         <w:rPr>
@@ -360,7 +397,7 @@
           <w:b/>
           <w:bCs/>
         </w:rPr>
-        <w:t>6</w:t>
+        <w:t>7</w:t>
       </w:r>
       <w:r>
         <w:rPr>
@@ -379,15 +416,13 @@
         </w:rPr>
         <w:t xml:space="preserve">What </w:t>
       </w:r>
-      <w:proofErr w:type="gramStart"/>
-      <w:r>
-        <w:rPr>
-          <w:b/>
-          <w:bCs/>
-        </w:rPr>
-        <w:t>is</w:t>
-      </w:r>
-      <w:proofErr w:type="gramEnd"/>
+      <w:r>
+        <w:rPr>
+          <w:b/>
+          <w:bCs/>
+        </w:rPr>
+        <w:t>are</w:t>
+      </w:r>
       <w:r>
         <w:rPr>
           <w:b/>
@@ -444,7 +479,7 @@
           <w:b/>
           <w:bCs/>
         </w:rPr>
-        <w:t>7</w:t>
+        <w:t>8</w:t>
       </w:r>
       <w:r>
         <w:rPr>
@@ -514,7 +549,7 @@
           <w:b/>
           <w:bCs/>
         </w:rPr>
-        <w:t>8</w:t>
+        <w:t>9</w:t>
       </w:r>
       <w:r>
         <w:rPr>
@@ -528,21 +563,7 @@
           <w:b/>
           <w:bCs/>
         </w:rPr>
-        <w:t xml:space="preserve">What are the </w:t>
-      </w:r>
-      <w:r>
-        <w:rPr>
-          <w:b/>
-          <w:bCs/>
-        </w:rPr>
-        <w:t>parameters of the following filesystem export</w:t>
-      </w:r>
-      <w:r>
-        <w:rPr>
-          <w:b/>
-          <w:bCs/>
-        </w:rPr>
-        <w:t xml:space="preserve"> and why would we want to use</w:t>
+        <w:t>What are the parameters of the following filesystem export and why would we want to use</w:t>
       </w:r>
       <w:r>
         <w:rPr>
@@ -560,6 +581,29 @@
       </w:r>
       <w:r>
         <w:t xml:space="preserve"> </w:t>
+      </w:r>
+      <w:r>
+        <w:t xml:space="preserve"> </w:t>
+      </w:r>
+    </w:p>
+    <w:p>
+      <w:pPr>
+        <w:ind w:left="-5"/>
+      </w:pPr>
+      <w:r>
+        <w:t xml:space="preserve">** These </w:t>
+      </w:r>
+      <w:r>
+        <w:t>might</w:t>
+      </w:r>
+      <w:r>
+        <w:t xml:space="preserve"> be different for all </w:t>
+      </w:r>
+      <w:r>
+        <w:t>the</w:t>
+      </w:r>
+      <w:r>
+        <w:t xml:space="preserve"> teams</w:t>
       </w:r>
     </w:p>
     <w:p>
@@ -649,7 +693,7 @@
           <w:b/>
           <w:bCs/>
         </w:rPr>
-        <w:t>9</w:t>
+        <w:t>10</w:t>
       </w:r>
       <w:r>
         <w:rPr>
@@ -695,6 +739,7 @@
           <w:b/>
           <w:bCs/>
         </w:rPr>
+        <w:lastRenderedPageBreak/>
         <w:t>Q</w:t>
       </w:r>
       <w:r>
@@ -702,7 +747,14 @@
           <w:b/>
           <w:bCs/>
         </w:rPr>
-        <w:t>10</w:t>
+        <w:t>1</w:t>
+      </w:r>
+      <w:r>
+        <w:rPr>
+          <w:b/>
+          <w:bCs/>
+        </w:rPr>
+        <w:t>1</w:t>
       </w:r>
       <w:r>
         <w:rPr>
@@ -725,15 +777,13 @@
         </w:rPr>
         <w:t xml:space="preserve">having </w:t>
       </w:r>
-      <w:proofErr w:type="gramStart"/>
-      <w:r>
-        <w:rPr>
-          <w:b/>
-          <w:bCs/>
-        </w:rPr>
-        <w:t>the an</w:t>
-      </w:r>
-      <w:proofErr w:type="gramEnd"/>
+      <w:r>
+        <w:rPr>
+          <w:b/>
+          <w:bCs/>
+        </w:rPr>
+        <w:t>an</w:t>
+      </w:r>
       <w:r>
         <w:rPr>
           <w:b/>
@@ -762,7 +812,7 @@
           <w:b/>
           <w:bCs/>
         </w:rPr>
-        <w:t>1</w:t>
+        <w:t>2</w:t>
       </w:r>
       <w:r>
         <w:rPr>
@@ -778,15 +828,13 @@
         </w:rPr>
         <w:t xml:space="preserve">What </w:t>
       </w:r>
-      <w:proofErr w:type="gramStart"/>
-      <w:r>
-        <w:rPr>
-          <w:b/>
-          <w:bCs/>
-        </w:rPr>
-        <w:t>is</w:t>
-      </w:r>
-      <w:proofErr w:type="gramEnd"/>
+      <w:r>
+        <w:rPr>
+          <w:b/>
+          <w:bCs/>
+        </w:rPr>
+        <w:t>are</w:t>
+      </w:r>
       <w:r>
         <w:rPr>
           <w:b/>
@@ -801,15 +849,13 @@
         </w:rPr>
         <w:t xml:space="preserve">having Environment </w:t>
       </w:r>
-      <w:proofErr w:type="gramStart"/>
-      <w:r>
-        <w:rPr>
-          <w:b/>
-          <w:bCs/>
-        </w:rPr>
-        <w:t>Modules ?</w:t>
-      </w:r>
-      <w:proofErr w:type="gramEnd"/>
+      <w:r>
+        <w:rPr>
+          <w:b/>
+          <w:bCs/>
+        </w:rPr>
+        <w:t>Modules?</w:t>
+      </w:r>
       <w:r>
         <w:rPr>
           <w:b/>
@@ -835,7 +881,6 @@
           <w:b/>
           <w:bCs/>
         </w:rPr>
-        <w:lastRenderedPageBreak/>
         <w:t>Q1</w:t>
       </w:r>
       <w:r>
@@ -843,7 +888,7 @@
           <w:b/>
           <w:bCs/>
         </w:rPr>
-        <w:t>2</w:t>
+        <w:t>3</w:t>
       </w:r>
       <w:r>
         <w:rPr>
@@ -910,7 +955,7 @@
           <w:b/>
           <w:bCs/>
         </w:rPr>
-        <w:t>3</w:t>
+        <w:t>4</w:t>
       </w:r>
       <w:r>
         <w:rPr>
@@ -947,29 +992,70 @@
     <w:p>
       <w:pPr>
         <w:ind w:left="-5"/>
-      </w:pPr>
-      <w:r>
-        <w:rPr>
-          <w:b/>
-          <w:bCs/>
-        </w:rPr>
-        <w:t>Q13:</w:t>
-      </w:r>
-      <w:r>
+        <w:rPr>
+          <w:color w:val="auto"/>
+        </w:rPr>
+      </w:pPr>
+      <w:r>
+        <w:rPr>
+          <w:b/>
+          <w:bCs/>
+          <w:color w:val="auto"/>
+        </w:rPr>
+        <w:t>Q1</w:t>
+      </w:r>
+      <w:r>
+        <w:rPr>
+          <w:b/>
+          <w:bCs/>
+          <w:color w:val="auto"/>
+        </w:rPr>
+        <w:t>5</w:t>
+      </w:r>
+      <w:r>
+        <w:rPr>
+          <w:b/>
+          <w:bCs/>
+          <w:color w:val="auto"/>
+        </w:rPr>
+        <w:t>:</w:t>
+      </w:r>
+      <w:r>
+        <w:rPr>
+          <w:color w:val="auto"/>
+        </w:rPr>
         <w:t xml:space="preserve"> </w:t>
       </w:r>
       <w:r>
         <w:rPr>
           <w:b/>
           <w:bCs/>
-        </w:rPr>
-        <w:t xml:space="preserve">What is the difference between </w:t>
+          <w:color w:val="auto"/>
+        </w:rPr>
+        <w:t>What is the difference between</w:t>
+      </w:r>
+      <w:r>
+        <w:rPr>
+          <w:b/>
+          <w:bCs/>
+          <w:color w:val="auto"/>
+        </w:rPr>
+        <w:t xml:space="preserve"> your</w:t>
+      </w:r>
+      <w:r>
+        <w:rPr>
+          <w:b/>
+          <w:bCs/>
+          <w:color w:val="auto"/>
+        </w:rPr>
+        <w:t xml:space="preserve"> </w:t>
       </w:r>
       <w:proofErr w:type="spellStart"/>
       <w:r>
         <w:rPr>
           <w:b/>
           <w:bCs/>
+          <w:color w:val="auto"/>
         </w:rPr>
         <w:t>R</w:t>
       </w:r>
@@ -977,6 +1063,7 @@
         <w:rPr>
           <w:b/>
           <w:bCs/>
+          <w:color w:val="auto"/>
           <w:vertAlign w:val="subscript"/>
         </w:rPr>
         <w:t>peak</w:t>
@@ -986,14 +1073,17 @@
         <w:rPr>
           <w:b/>
           <w:bCs/>
+          <w:color w:val="auto"/>
         </w:rPr>
         <w:t xml:space="preserve"> and </w:t>
       </w:r>
       <w:proofErr w:type="spellStart"/>
-      <w:r>
-        <w:rPr>
-          <w:b/>
-          <w:bCs/>
+      <w:proofErr w:type="gramStart"/>
+      <w:r>
+        <w:rPr>
+          <w:b/>
+          <w:bCs/>
+          <w:color w:val="auto"/>
         </w:rPr>
         <w:t>R</w:t>
       </w:r>
@@ -1001,6 +1091,7 @@
         <w:rPr>
           <w:b/>
           <w:bCs/>
+          <w:color w:val="auto"/>
           <w:vertAlign w:val="subscript"/>
         </w:rPr>
         <w:t>max</w:t>
@@ -1010,148 +1101,305 @@
         <w:rPr>
           <w:b/>
           <w:bCs/>
-        </w:rPr>
-        <w:t>?</w:t>
-      </w:r>
-      <w:r>
+          <w:color w:val="auto"/>
+          <w:vertAlign w:val="subscript"/>
+        </w:rPr>
+        <w:t xml:space="preserve"> </w:t>
+      </w:r>
+      <w:r>
+        <w:rPr>
+          <w:b/>
+          <w:bCs/>
+          <w:color w:val="auto"/>
+        </w:rPr>
+        <w:t>,</w:t>
+      </w:r>
+      <w:proofErr w:type="gramEnd"/>
+      <w:r>
+        <w:rPr>
+          <w:b/>
+          <w:bCs/>
+          <w:color w:val="auto"/>
+        </w:rPr>
+        <w:t xml:space="preserve"> and what do you think had the</w:t>
+      </w:r>
+      <w:r>
+        <w:rPr>
+          <w:b/>
+          <w:bCs/>
+          <w:color w:val="auto"/>
+        </w:rPr>
+        <w:t xml:space="preserve"> biggest</w:t>
+      </w:r>
+      <w:r>
+        <w:rPr>
+          <w:b/>
+          <w:bCs/>
+          <w:color w:val="auto"/>
+        </w:rPr>
+        <w:t xml:space="preserve"> impact on you score?</w:t>
+      </w:r>
+      <w:r>
+        <w:rPr>
+          <w:color w:val="auto"/>
+        </w:rPr>
         <w:br/>
         <w:t>Answer:</w:t>
       </w:r>
     </w:p>
     <w:p>
       <w:pPr>
+        <w:spacing w:line="240" w:lineRule="auto"/>
         <w:ind w:left="-5"/>
         <w:rPr>
-          <w:b/>
-          <w:bCs/>
-        </w:rPr>
-      </w:pPr>
-      <w:r>
-        <w:rPr>
-          <w:b/>
-          <w:bCs/>
-        </w:rPr>
-        <w:t>Q14:</w:t>
-      </w:r>
-      <w:r>
+          <w:color w:val="auto"/>
+        </w:rPr>
+      </w:pPr>
+      <w:r>
+        <w:rPr>
+          <w:b/>
+          <w:bCs/>
+          <w:color w:val="auto"/>
+        </w:rPr>
+        <w:t>Q1</w:t>
+      </w:r>
+      <w:r>
+        <w:rPr>
+          <w:b/>
+          <w:bCs/>
+          <w:color w:val="auto"/>
+        </w:rPr>
+        <w:t>6</w:t>
+      </w:r>
+      <w:r>
+        <w:rPr>
+          <w:b/>
+          <w:bCs/>
+          <w:color w:val="auto"/>
+        </w:rPr>
+        <w:t>:</w:t>
+      </w:r>
+      <w:r>
+        <w:rPr>
+          <w:color w:val="auto"/>
+        </w:rPr>
         <w:t xml:space="preserve"> </w:t>
       </w:r>
       <w:r>
         <w:rPr>
           <w:b/>
           <w:bCs/>
-        </w:rPr>
-        <w:t>What benefits are there in building and compiling libraries from source?</w:t>
-      </w:r>
-      <w:r>
-        <w:rPr>
-          <w:b/>
-          <w:bCs/>
-        </w:rPr>
-        <w:br/>
-      </w:r>
-      <w:r>
-        <w:t>Answer:</w:t>
-      </w:r>
-    </w:p>
-    <w:p>
-      <w:pPr>
-        <w:ind w:left="-5"/>
-      </w:pPr>
-      <w:r>
-        <w:rPr>
-          <w:b/>
-          <w:bCs/>
-        </w:rPr>
-        <w:t>Q15: What is the different between HPL and HPCC?</w:t>
-      </w:r>
-      <w:r>
-        <w:rPr>
-          <w:b/>
-          <w:bCs/>
-        </w:rPr>
-        <w:br/>
-      </w:r>
-      <w:r>
-        <w:t>Answer:</w:t>
-      </w:r>
-    </w:p>
-    <w:p>
-      <w:pPr>
-        <w:ind w:left="-5"/>
-        <w:rPr>
-          <w:b/>
-          <w:bCs/>
-        </w:rPr>
-      </w:pPr>
-      <w:r>
-        <w:rPr>
-          <w:b/>
-          <w:bCs/>
-        </w:rPr>
-        <w:t>Q16:</w:t>
-      </w:r>
-      <w:r>
-        <w:t xml:space="preserve"> </w:t>
-      </w:r>
-      <w:r>
-        <w:rPr>
-          <w:b/>
-          <w:bCs/>
-        </w:rPr>
-        <w:t>From your experience, of all the different ways that was used to run HPL, which was the best and why?</w:t>
-      </w:r>
-    </w:p>
-    <w:p>
-      <w:pPr>
-        <w:ind w:left="-5"/>
-        <w:rPr>
-          <w:b/>
-          <w:bCs/>
-        </w:rPr>
-      </w:pPr>
-      <w:r>
-        <w:t>Answer:</w:t>
-      </w:r>
-    </w:p>
-    <w:p>
-      <w:pPr>
-        <w:ind w:left="-5"/>
-      </w:pPr>
-      <w:r>
-        <w:rPr>
-          <w:b/>
-          <w:bCs/>
-        </w:rPr>
-        <w:t>Q17:</w:t>
-      </w:r>
-      <w:r>
-        <w:t xml:space="preserve"> </w:t>
-      </w:r>
-      <w:r>
-        <w:rPr>
-          <w:b/>
-          <w:bCs/>
-        </w:rPr>
-        <w:t>What is the important of Cluster Monitoring?</w:t>
-      </w:r>
-      <w:r>
+          <w:color w:val="auto"/>
+        </w:rPr>
+        <w:t>What is your understanding of compiler flags, and what are they used for</w:t>
+      </w:r>
+      <w:r>
+        <w:rPr>
+          <w:b/>
+          <w:bCs/>
+          <w:color w:val="auto"/>
+        </w:rPr>
+        <w:t>?</w:t>
+      </w:r>
+      <w:r>
+        <w:rPr>
+          <w:color w:val="auto"/>
+        </w:rPr>
         <w:br/>
         <w:t>Answer:</w:t>
       </w:r>
     </w:p>
     <w:p>
       <w:pPr>
+        <w:spacing w:after="0"/>
+        <w:ind w:left="-15" w:firstLine="0"/>
+        <w:rPr>
+          <w:b/>
+          <w:bCs/>
+          <w:color w:val="auto"/>
+        </w:rPr>
+      </w:pPr>
+      <w:r>
+        <w:rPr>
+          <w:b/>
+          <w:bCs/>
+          <w:color w:val="auto"/>
+        </w:rPr>
+        <w:t>Q</w:t>
+      </w:r>
+      <w:r>
+        <w:rPr>
+          <w:b/>
+          <w:bCs/>
+          <w:color w:val="auto"/>
+        </w:rPr>
+        <w:t>17</w:t>
+      </w:r>
+      <w:r>
+        <w:rPr>
+          <w:b/>
+          <w:bCs/>
+          <w:color w:val="auto"/>
+        </w:rPr>
+        <w:t>: What is version contro</w:t>
+      </w:r>
+      <w:r>
+        <w:rPr>
+          <w:b/>
+          <w:bCs/>
+          <w:color w:val="auto"/>
+        </w:rPr>
+        <w:t>l</w:t>
+      </w:r>
+      <w:r>
+        <w:rPr>
+          <w:b/>
+          <w:bCs/>
+          <w:color w:val="auto"/>
+        </w:rPr>
+        <w:t>?</w:t>
+      </w:r>
+    </w:p>
+    <w:p>
+      <w:pPr>
+        <w:spacing w:after="0" w:line="480" w:lineRule="auto"/>
+        <w:ind w:left="-15" w:firstLine="0"/>
+        <w:rPr>
+          <w:color w:val="auto"/>
+        </w:rPr>
+      </w:pPr>
+      <w:r>
+        <w:rPr>
+          <w:color w:val="auto"/>
+        </w:rPr>
+        <w:t>Answer:</w:t>
+      </w:r>
+    </w:p>
+    <w:p>
+      <w:pPr>
+        <w:spacing w:after="0"/>
+        <w:ind w:left="-15" w:firstLine="0"/>
+        <w:rPr>
+          <w:b/>
+          <w:bCs/>
+          <w:color w:val="auto"/>
+        </w:rPr>
+      </w:pPr>
+      <w:r>
+        <w:rPr>
+          <w:b/>
+          <w:bCs/>
+          <w:color w:val="auto"/>
+        </w:rPr>
+        <w:t>Q</w:t>
+      </w:r>
+      <w:r>
+        <w:rPr>
+          <w:b/>
+          <w:bCs/>
+          <w:color w:val="auto"/>
+        </w:rPr>
+        <w:t>18</w:t>
+      </w:r>
+      <w:r>
+        <w:rPr>
+          <w:b/>
+          <w:bCs/>
+          <w:color w:val="auto"/>
+        </w:rPr>
+        <w:t>: Give two benefits of version control?</w:t>
+      </w:r>
+    </w:p>
+    <w:p>
+      <w:pPr>
+        <w:spacing w:after="0" w:line="480" w:lineRule="auto"/>
+        <w:ind w:left="-15" w:firstLine="0"/>
+        <w:rPr>
+          <w:color w:val="auto"/>
+        </w:rPr>
+      </w:pPr>
+      <w:r>
+        <w:rPr>
+          <w:color w:val="auto"/>
+        </w:rPr>
+        <w:t>Answer:</w:t>
+      </w:r>
+    </w:p>
+    <w:p>
+      <w:pPr>
         <w:ind w:left="-5"/>
-      </w:pPr>
-      <w:r>
-        <w:rPr>
-          <w:b/>
-          <w:bCs/>
-        </w:rPr>
-        <w:t>Q18: What is a Container?</w:t>
-      </w:r>
-      <w:r>
+        <w:rPr>
+          <w:color w:val="auto"/>
+        </w:rPr>
+      </w:pPr>
+      <w:r>
+        <w:rPr>
+          <w:b/>
+          <w:bCs/>
+          <w:color w:val="auto"/>
+        </w:rPr>
+        <w:t>Q1</w:t>
+      </w:r>
+      <w:r>
+        <w:rPr>
+          <w:b/>
+          <w:bCs/>
+          <w:color w:val="auto"/>
+        </w:rPr>
+        <w:t>9</w:t>
+      </w:r>
+      <w:r>
+        <w:rPr>
+          <w:b/>
+          <w:bCs/>
+          <w:color w:val="auto"/>
+        </w:rPr>
+        <w:t>:</w:t>
+      </w:r>
+      <w:r>
+        <w:rPr>
+          <w:color w:val="auto"/>
+        </w:rPr>
+        <w:t xml:space="preserve"> </w:t>
+      </w:r>
+      <w:r>
+        <w:rPr>
+          <w:b/>
+          <w:bCs/>
+          <w:color w:val="auto"/>
+        </w:rPr>
+        <w:t xml:space="preserve">What would/did you use </w:t>
+      </w:r>
+      <w:proofErr w:type="spellStart"/>
+      <w:r>
+        <w:rPr>
+          <w:b/>
+          <w:bCs/>
+          <w:color w:val="auto"/>
+        </w:rPr>
+        <w:t>journalctl</w:t>
+      </w:r>
+      <w:proofErr w:type="spellEnd"/>
+      <w:r>
+        <w:rPr>
+          <w:b/>
+          <w:bCs/>
+          <w:color w:val="auto"/>
+        </w:rPr>
+        <w:t xml:space="preserve"> for</w:t>
+      </w:r>
+      <w:r>
+        <w:rPr>
+          <w:b/>
+          <w:bCs/>
+          <w:color w:val="auto"/>
+        </w:rPr>
+        <w:t>?</w:t>
+      </w:r>
+      <w:r>
+        <w:rPr>
+          <w:color w:val="auto"/>
+        </w:rPr>
         <w:br/>
         <w:t>Answer:</w:t>
       </w:r>
@@ -1159,216 +1407,231 @@
     <w:p>
       <w:pPr>
         <w:ind w:left="-5"/>
-      </w:pPr>
-      <w:r>
-        <w:rPr>
-          <w:b/>
-          <w:bCs/>
-        </w:rPr>
-        <w:t>Q19:</w:t>
-      </w:r>
-      <w:r>
+        <w:rPr>
+          <w:color w:val="auto"/>
+        </w:rPr>
+      </w:pPr>
+      <w:r>
+        <w:rPr>
+          <w:b/>
+          <w:bCs/>
+          <w:color w:val="auto"/>
+        </w:rPr>
+        <w:t>Q</w:t>
+      </w:r>
+      <w:r>
+        <w:rPr>
+          <w:b/>
+          <w:bCs/>
+          <w:color w:val="auto"/>
+        </w:rPr>
+        <w:t>20</w:t>
+      </w:r>
+      <w:r>
+        <w:rPr>
+          <w:b/>
+          <w:bCs/>
+          <w:color w:val="auto"/>
+        </w:rPr>
+        <w:t>: What is the different between HPL and HPCC?</w:t>
+      </w:r>
+      <w:r>
+        <w:rPr>
+          <w:b/>
+          <w:bCs/>
+          <w:color w:val="auto"/>
+        </w:rPr>
+        <w:br/>
+      </w:r>
+      <w:r>
+        <w:rPr>
+          <w:color w:val="auto"/>
+        </w:rPr>
+        <w:t>Answer:</w:t>
+      </w:r>
+    </w:p>
+    <w:p>
+      <w:pPr>
+        <w:ind w:left="-5"/>
+        <w:rPr>
+          <w:b/>
+          <w:bCs/>
+          <w:color w:val="auto"/>
+        </w:rPr>
+      </w:pPr>
+      <w:r>
+        <w:rPr>
+          <w:b/>
+          <w:bCs/>
+          <w:color w:val="auto"/>
+        </w:rPr>
+        <w:t>Q</w:t>
+      </w:r>
+      <w:r>
+        <w:rPr>
+          <w:b/>
+          <w:bCs/>
+          <w:color w:val="auto"/>
+        </w:rPr>
+        <w:t>21</w:t>
+      </w:r>
+      <w:r>
+        <w:rPr>
+          <w:b/>
+          <w:bCs/>
+          <w:color w:val="auto"/>
+        </w:rPr>
+        <w:t>:</w:t>
+      </w:r>
+      <w:r>
+        <w:rPr>
+          <w:color w:val="auto"/>
+        </w:rPr>
         <w:t xml:space="preserve"> </w:t>
       </w:r>
       <w:r>
         <w:rPr>
           <w:b/>
           <w:bCs/>
-        </w:rPr>
-        <w:t xml:space="preserve">What is the importance of </w:t>
-      </w:r>
-      <w:proofErr w:type="spellStart"/>
-      <w:r>
-        <w:rPr>
-          <w:b/>
-          <w:bCs/>
-        </w:rPr>
-        <w:t>Slurm</w:t>
-      </w:r>
-      <w:proofErr w:type="spellEnd"/>
-      <w:r>
-        <w:rPr>
-          <w:b/>
-          <w:bCs/>
-        </w:rPr>
-        <w:t>?</w:t>
-      </w:r>
-      <w:r>
+          <w:color w:val="auto"/>
+        </w:rPr>
+        <w:t>What benefits are there in building and compiling libraries from source?</w:t>
+      </w:r>
+      <w:r>
+        <w:rPr>
+          <w:b/>
+          <w:bCs/>
+          <w:color w:val="auto"/>
+        </w:rPr>
+        <w:br/>
+      </w:r>
+      <w:r>
+        <w:rPr>
+          <w:color w:val="auto"/>
+        </w:rPr>
+        <w:t>Answer:</w:t>
+      </w:r>
+    </w:p>
+    <w:p>
+      <w:pPr>
+        <w:ind w:left="-5"/>
+        <w:rPr>
+          <w:b/>
+          <w:bCs/>
+          <w:color w:val="auto"/>
+        </w:rPr>
+      </w:pPr>
+      <w:r>
+        <w:rPr>
+          <w:b/>
+          <w:bCs/>
+          <w:color w:val="auto"/>
+        </w:rPr>
+        <w:t>Q</w:t>
+      </w:r>
+      <w:r>
+        <w:rPr>
+          <w:b/>
+          <w:bCs/>
+          <w:color w:val="auto"/>
+        </w:rPr>
+        <w:t>22</w:t>
+      </w:r>
+      <w:r>
+        <w:rPr>
+          <w:b/>
+          <w:bCs/>
+          <w:color w:val="auto"/>
+        </w:rPr>
+        <w:t>:</w:t>
+      </w:r>
+      <w:r>
+        <w:rPr>
+          <w:color w:val="auto"/>
+        </w:rPr>
+        <w:t xml:space="preserve"> </w:t>
+      </w:r>
+      <w:r>
+        <w:rPr>
+          <w:b/>
+          <w:bCs/>
+          <w:color w:val="auto"/>
+        </w:rPr>
+        <w:t>From your experience, of all the different ways that was used to run HPL, which was the best and why?</w:t>
+      </w:r>
+    </w:p>
+    <w:p>
+      <w:pPr>
+        <w:ind w:left="-5"/>
+        <w:rPr>
+          <w:b/>
+          <w:bCs/>
+          <w:color w:val="auto"/>
+        </w:rPr>
+      </w:pPr>
+      <w:r>
+        <w:rPr>
+          <w:color w:val="auto"/>
+        </w:rPr>
+        <w:t>Answer:</w:t>
+      </w:r>
+    </w:p>
+    <w:p>
+      <w:pPr>
+        <w:ind w:left="-5"/>
+        <w:rPr>
+          <w:color w:val="auto"/>
+        </w:rPr>
+      </w:pPr>
+      <w:r>
+        <w:rPr>
+          <w:b/>
+          <w:bCs/>
+          <w:color w:val="auto"/>
+        </w:rPr>
+        <w:t>Q</w:t>
+      </w:r>
+      <w:r>
+        <w:rPr>
+          <w:b/>
+          <w:bCs/>
+          <w:color w:val="auto"/>
+        </w:rPr>
+        <w:t>23</w:t>
+      </w:r>
+      <w:r>
+        <w:rPr>
+          <w:b/>
+          <w:bCs/>
+          <w:color w:val="auto"/>
+        </w:rPr>
+        <w:t>:</w:t>
+      </w:r>
+      <w:r>
+        <w:rPr>
+          <w:color w:val="auto"/>
+        </w:rPr>
+        <w:t xml:space="preserve"> </w:t>
+      </w:r>
+      <w:r>
+        <w:rPr>
+          <w:b/>
+          <w:bCs/>
+          <w:color w:val="auto"/>
+        </w:rPr>
+        <w:t>What is the important of Cluster Monitoring?</w:t>
+      </w:r>
+      <w:r>
+        <w:rPr>
+          <w:color w:val="auto"/>
+        </w:rPr>
         <w:br/>
         <w:t>Answer:</w:t>
       </w:r>
     </w:p>
-    <w:p>
-      <w:pPr>
-        <w:ind w:left="-15" w:firstLine="0"/>
-      </w:pPr>
-      <w:r>
-        <w:rPr>
-          <w:b/>
-          <w:bCs/>
-        </w:rPr>
-        <w:t xml:space="preserve">Q20: </w:t>
-      </w:r>
-      <w:r>
-        <w:t xml:space="preserve"> </w:t>
-      </w:r>
-      <w:r>
-        <w:rPr>
-          <w:b/>
-          <w:bCs/>
-        </w:rPr>
-        <w:t>What is the purpose of Munge Package?</w:t>
-      </w:r>
-      <w:r>
-        <w:br/>
-        <w:t>Answer:</w:t>
-      </w:r>
-    </w:p>
-    <w:p>
-      <w:pPr>
-        <w:spacing w:after="0"/>
-        <w:ind w:left="0" w:firstLine="0"/>
-        <w:rPr>
-          <w:b/>
-          <w:bCs/>
-        </w:rPr>
-      </w:pPr>
-    </w:p>
-    <w:p>
-      <w:pPr>
-        <w:spacing w:after="0"/>
-        <w:ind w:left="0" w:firstLine="0"/>
-        <w:rPr>
-          <w:b/>
-          <w:bCs/>
-        </w:rPr>
-      </w:pPr>
-      <w:r>
-        <w:rPr>
-          <w:b/>
-          <w:bCs/>
-        </w:rPr>
-        <w:t xml:space="preserve">Q21: </w:t>
-      </w:r>
-      <w:r>
-        <w:t xml:space="preserve"> </w:t>
-      </w:r>
-      <w:r>
-        <w:rPr>
-          <w:b/>
-          <w:bCs/>
-        </w:rPr>
-        <w:t>What is the purpose of a Jupyter Notebook</w:t>
-      </w:r>
-    </w:p>
-    <w:p>
-      <w:pPr>
-        <w:spacing w:after="0"/>
-        <w:ind w:left="-15" w:firstLine="0"/>
-        <w:rPr>
-          <w:b/>
-          <w:bCs/>
-        </w:rPr>
-      </w:pPr>
-      <w:r>
-        <w:t>Answer:</w:t>
-      </w:r>
-    </w:p>
-    <w:p>
-      <w:pPr>
-        <w:ind w:left="-5"/>
-      </w:pPr>
-    </w:p>
-    <w:p>
-      <w:pPr>
-        <w:spacing w:after="0"/>
-        <w:ind w:left="0" w:firstLine="0"/>
-        <w:rPr>
-          <w:b/>
-          <w:bCs/>
-        </w:rPr>
-      </w:pPr>
-      <w:r>
-        <w:rPr>
-          <w:b/>
-          <w:bCs/>
-        </w:rPr>
-        <w:t xml:space="preserve">Q22: </w:t>
-      </w:r>
-      <w:r>
-        <w:t xml:space="preserve"> </w:t>
-      </w:r>
-      <w:r>
-        <w:rPr>
-          <w:b/>
-          <w:bCs/>
-        </w:rPr>
-        <w:t>What is difference between Terraform and Ansible?</w:t>
-      </w:r>
-    </w:p>
-    <w:p>
-      <w:pPr>
-        <w:spacing w:after="0"/>
-        <w:ind w:left="-15" w:firstLine="0"/>
-      </w:pPr>
-      <w:r>
-        <w:t>Answer:</w:t>
-      </w:r>
-    </w:p>
-    <w:p>
-      <w:pPr>
-        <w:spacing w:after="0"/>
-        <w:ind w:left="-15" w:firstLine="0"/>
-      </w:pPr>
-    </w:p>
-    <w:p>
-      <w:pPr>
-        <w:spacing w:after="0"/>
-        <w:ind w:left="0" w:firstLine="0"/>
-        <w:rPr>
-          <w:b/>
-          <w:bCs/>
-        </w:rPr>
-      </w:pPr>
-      <w:r>
-        <w:rPr>
-          <w:b/>
-          <w:bCs/>
-        </w:rPr>
-        <w:t xml:space="preserve">Q23: </w:t>
-      </w:r>
-      <w:r>
-        <w:t xml:space="preserve"> </w:t>
-      </w:r>
-      <w:r>
-        <w:rPr>
-          <w:b/>
-          <w:bCs/>
-        </w:rPr>
-        <w:t xml:space="preserve">In your experience, what are the benefits of Using </w:t>
-      </w:r>
-      <w:proofErr w:type="spellStart"/>
-      <w:r>
-        <w:rPr>
-          <w:b/>
-          <w:bCs/>
-        </w:rPr>
-        <w:t>CircleCI</w:t>
-      </w:r>
-      <w:proofErr w:type="spellEnd"/>
-    </w:p>
-    <w:p>
-      <w:pPr>
-        <w:spacing w:after="0"/>
-        <w:ind w:left="-15" w:firstLine="0"/>
-      </w:pPr>
-      <w:r>
-        <w:t>Answer:</w:t>
-      </w:r>
-    </w:p>
     <w:sectPr>
-      <w:headerReference w:type="default" r:id="rId9"/>
-      <w:headerReference w:type="first" r:id="rId10"/>
+      <w:headerReference w:type="default" r:id="rId10"/>
+      <w:headerReference w:type="first" r:id="rId11"/>
       <w:pgSz w:w="12240" w:h="15840"/>
       <w:pgMar w:top="1440" w:right="1149" w:bottom="1440" w:left="1136" w:header="720" w:footer="0" w:gutter="0"/>
       <w:cols w:space="720"/>
@@ -2317,6 +2580,26 @@
 </file>
 
 <file path=customXml/item1.xml><?xml version="1.0" encoding="utf-8"?>
+<p:properties xmlns:p="http://schemas.microsoft.com/office/2006/metadata/properties" xmlns:xsi="http://www.w3.org/2001/XMLSchema-instance" xmlns:pc="http://schemas.microsoft.com/office/infopath/2007/PartnerControls">
+  <documentManagement>
+    <TaxCatchAll xmlns="217aec21-ebca-47de-9ccd-e758eb29a8df" xsi:nil="true"/>
+    <lcf76f155ced4ddcb4097134ff3c332f xmlns="1cd0bd0b-6016-4e56-88e4-c108f1ed132d">
+      <Terms xmlns="http://schemas.microsoft.com/office/infopath/2007/PartnerControls"/>
+    </lcf76f155ced4ddcb4097134ff3c332f>
+  </documentManagement>
+</p:properties>
+</file>
+
+<file path=customXml/item2.xml><?xml version="1.0" encoding="utf-8"?>
+<?mso-contentType ?>
+<FormTemplates xmlns="http://schemas.microsoft.com/sharepoint/v3/contenttype/forms">
+  <Display>DocumentLibraryForm</Display>
+  <Edit>DocumentLibraryForm</Edit>
+  <New>DocumentLibraryForm</New>
+</FormTemplates>
+</file>
+
+<file path=customXml/item3.xml><?xml version="1.0" encoding="utf-8"?>
 <ct:contentTypeSchema xmlns:ct="http://schemas.microsoft.com/office/2006/metadata/contentType" xmlns:ma="http://schemas.microsoft.com/office/2006/metadata/properties/metaAttributes" ct:_="" ma:_="" ma:contentTypeName="Document" ma:contentTypeID="0x010100C7362AC6C94BF14BA66A3F5C5EE1C284" ma:contentTypeVersion="17" ma:contentTypeDescription="Create a new document." ma:contentTypeScope="" ma:versionID="d6bb1e69d727eb1003118a73048df4bf">
   <xsd:schema xmlns:xsd="http://www.w3.org/2001/XMLSchema" xmlns:xs="http://www.w3.org/2001/XMLSchema" xmlns:p="http://schemas.microsoft.com/office/2006/metadata/properties" xmlns:ns2="1cd0bd0b-6016-4e56-88e4-c108f1ed132d" xmlns:ns3="217aec21-ebca-47de-9ccd-e758eb29a8df" targetNamespace="http://schemas.microsoft.com/office/2006/metadata/properties" ma:root="true" ma:fieldsID="b9bdfb1e90cebde487875923dfb25d72" ns2:_="" ns3:_="">
     <xsd:import namespace="1cd0bd0b-6016-4e56-88e4-c108f1ed132d"/>
@@ -2565,27 +2848,30 @@
 </ct:contentTypeSchema>
 </file>
 
-<file path=customXml/item2.xml><?xml version="1.0" encoding="utf-8"?>
-<?mso-contentType ?>
-<FormTemplates xmlns="http://schemas.microsoft.com/sharepoint/v3/contenttype/forms">
-  <Display>DocumentLibraryForm</Display>
-  <Edit>DocumentLibraryForm</Edit>
-  <New>DocumentLibraryForm</New>
-</FormTemplates>
-</file>
-
-<file path=customXml/item3.xml><?xml version="1.0" encoding="utf-8"?>
-<p:properties xmlns:p="http://schemas.microsoft.com/office/2006/metadata/properties" xmlns:xsi="http://www.w3.org/2001/XMLSchema-instance" xmlns:pc="http://schemas.microsoft.com/office/infopath/2007/PartnerControls">
-  <documentManagement>
-    <TaxCatchAll xmlns="217aec21-ebca-47de-9ccd-e758eb29a8df" xsi:nil="true"/>
-    <lcf76f155ced4ddcb4097134ff3c332f xmlns="1cd0bd0b-6016-4e56-88e4-c108f1ed132d">
-      <Terms xmlns="http://schemas.microsoft.com/office/infopath/2007/PartnerControls"/>
-    </lcf76f155ced4ddcb4097134ff3c332f>
-  </documentManagement>
-</p:properties>
+<file path=customXml/item4.xml><?xml version="1.0" encoding="utf-8"?>
+<b:Sources xmlns:b="http://schemas.openxmlformats.org/officeDocument/2006/bibliography" xmlns="http://schemas.openxmlformats.org/officeDocument/2006/bibliography" SelectedStyle="\APASixthEditionOfficeOnline.xsl" StyleName="APA" Version="6"/>
 </file>
 
 <file path=customXml/itemProps1.xml><?xml version="1.0" encoding="utf-8"?>
+<ds:datastoreItem xmlns:ds="http://schemas.openxmlformats.org/officeDocument/2006/customXml" ds:itemID="{B120EAF8-AA26-4D45-81E1-57D35F2A0F17}">
+  <ds:schemaRefs>
+    <ds:schemaRef ds:uri="http://schemas.microsoft.com/office/2006/metadata/properties"/>
+    <ds:schemaRef ds:uri="http://schemas.microsoft.com/office/infopath/2007/PartnerControls"/>
+    <ds:schemaRef ds:uri="217aec21-ebca-47de-9ccd-e758eb29a8df"/>
+    <ds:schemaRef ds:uri="1cd0bd0b-6016-4e56-88e4-c108f1ed132d"/>
+  </ds:schemaRefs>
+</ds:datastoreItem>
+</file>
+
+<file path=customXml/itemProps2.xml><?xml version="1.0" encoding="utf-8"?>
+<ds:datastoreItem xmlns:ds="http://schemas.openxmlformats.org/officeDocument/2006/customXml" ds:itemID="{C6990FC8-1257-4434-B729-F7B197E3E819}">
+  <ds:schemaRefs>
+    <ds:schemaRef ds:uri="http://schemas.microsoft.com/sharepoint/v3/contenttype/forms"/>
+  </ds:schemaRefs>
+</ds:datastoreItem>
+</file>
+
+<file path=customXml/itemProps3.xml><?xml version="1.0" encoding="utf-8"?>
 <ds:datastoreItem xmlns:ds="http://schemas.openxmlformats.org/officeDocument/2006/customXml" ds:itemID="{D85418E2-1B80-4157-978D-B84F56797E5C}">
   <ds:schemaRefs>
     <ds:schemaRef ds:uri="http://schemas.microsoft.com/office/2006/metadata/contentType"/>
@@ -2604,21 +2890,10 @@
 </ds:datastoreItem>
 </file>
 
-<file path=customXml/itemProps2.xml><?xml version="1.0" encoding="utf-8"?>
-<ds:datastoreItem xmlns:ds="http://schemas.openxmlformats.org/officeDocument/2006/customXml" ds:itemID="{C6990FC8-1257-4434-B729-F7B197E3E819}">
+<file path=customXml/itemProps4.xml><?xml version="1.0" encoding="utf-8"?>
+<ds:datastoreItem xmlns:ds="http://schemas.openxmlformats.org/officeDocument/2006/customXml" ds:itemID="{8FADB58E-6D61-4E62-BC33-8A9A66EA2A19}">
   <ds:schemaRefs>
-    <ds:schemaRef ds:uri="http://schemas.microsoft.com/sharepoint/v3/contenttype/forms"/>
-  </ds:schemaRefs>
-</ds:datastoreItem>
-</file>
-
-<file path=customXml/itemProps3.xml><?xml version="1.0" encoding="utf-8"?>
-<ds:datastoreItem xmlns:ds="http://schemas.openxmlformats.org/officeDocument/2006/customXml" ds:itemID="{B120EAF8-AA26-4D45-81E1-57D35F2A0F17}">
-  <ds:schemaRefs>
-    <ds:schemaRef ds:uri="http://schemas.microsoft.com/office/2006/metadata/properties"/>
-    <ds:schemaRef ds:uri="http://schemas.microsoft.com/office/infopath/2007/PartnerControls"/>
-    <ds:schemaRef ds:uri="217aec21-ebca-47de-9ccd-e758eb29a8df"/>
-    <ds:schemaRef ds:uri="1cd0bd0b-6016-4e56-88e4-c108f1ed132d"/>
+    <ds:schemaRef ds:uri="http://schemas.openxmlformats.org/officeDocument/2006/bibliography"/>
   </ds:schemaRefs>
 </ds:datastoreItem>
 </file>